--- a/labs/lab03/report/simulation-modeling-lab03-report.docx
+++ b/labs/lab03/report/simulation-modeling-lab03-report.docx
@@ -1211,6 +1211,9 @@
     <w:p>
       <w:pPr>
         <w:pStyle w:val="SourceCode"/>
+        <w:spacing w:before="0" w:after="0" w:line="240" w:lineRule="auto"/>
+        <w:ind w:left="85" w:right="85" w:firstLine="0"/>
+        <w:jc w:val="left"/>
       </w:pPr>
       <w:r>
         <w:rPr>
@@ -2119,6 +2122,9 @@
     <w:p>
       <w:pPr>
         <w:pStyle w:val="SourceCode"/>
+        <w:spacing w:before="0" w:after="0" w:line="240" w:lineRule="auto"/>
+        <w:ind w:left="85" w:right="85" w:firstLine="0"/>
+        <w:jc w:val="left"/>
       </w:pPr>
       <w:r>
         <w:rPr>
@@ -3006,6 +3012,9 @@
     <w:p>
       <w:pPr>
         <w:pStyle w:val="SourceCode"/>
+        <w:spacing w:before="0" w:after="0" w:line="240" w:lineRule="auto"/>
+        <w:ind w:left="85" w:right="85" w:firstLine="0"/>
+        <w:jc w:val="left"/>
       </w:pPr>
       <w:r>
         <w:rPr>
@@ -3455,6 +3464,9 @@
     <w:p>
       <w:pPr>
         <w:pStyle w:val="SourceCode"/>
+        <w:spacing w:before="0" w:after="0" w:line="240" w:lineRule="auto"/>
+        <w:ind w:left="85" w:right="85" w:firstLine="0"/>
+        <w:jc w:val="left"/>
       </w:pPr>
       <w:r>
         <w:rPr>
@@ -9166,6 +9178,9 @@
     <w:p>
       <w:pPr>
         <w:pStyle w:val="SourceCode"/>
+        <w:spacing w:before="0" w:after="0" w:line="240" w:lineRule="auto"/>
+        <w:ind w:left="85" w:right="85" w:firstLine="0"/>
+        <w:jc w:val="left"/>
       </w:pPr>
       <w:r>
         <w:rPr>
@@ -12861,6 +12876,9 @@
     <w:p>
       <w:pPr>
         <w:pStyle w:val="SourceCode"/>
+        <w:spacing w:before="0" w:after="0" w:line="240" w:lineRule="auto"/>
+        <w:ind w:left="85" w:right="85" w:firstLine="0"/>
+        <w:jc w:val="left"/>
       </w:pPr>
       <w:r>
         <w:rPr>
@@ -12954,6 +12972,9 @@
     <w:p>
       <w:pPr>
         <w:pStyle w:val="SourceCode"/>
+        <w:spacing w:before="0" w:after="0" w:line="240" w:lineRule="auto"/>
+        <w:ind w:left="85" w:right="85" w:firstLine="0"/>
+        <w:jc w:val="left"/>
       </w:pPr>
       <w:r>
         <w:rPr>
@@ -13440,6 +13461,9 @@
     <w:p>
       <w:pPr>
         <w:pStyle w:val="SourceCode"/>
+        <w:spacing w:before="0" w:after="0" w:line="240" w:lineRule="auto"/>
+        <w:ind w:left="85" w:right="85" w:firstLine="0"/>
+        <w:jc w:val="left"/>
       </w:pPr>
       <w:r>
         <w:rPr>
@@ -13877,6 +13901,9 @@
     <w:p>
       <w:pPr>
         <w:pStyle w:val="SourceCode"/>
+        <w:spacing w:before="0" w:after="0" w:line="240" w:lineRule="auto"/>
+        <w:ind w:left="85" w:right="85" w:firstLine="0"/>
+        <w:jc w:val="left"/>
       </w:pPr>
       <w:r>
         <w:rPr>
@@ -14597,6 +14624,9 @@
     <w:p>
       <w:pPr>
         <w:pStyle w:val="SourceCode"/>
+        <w:spacing w:before="0" w:after="0" w:line="240" w:lineRule="auto"/>
+        <w:ind w:left="85" w:right="85" w:firstLine="0"/>
+        <w:jc w:val="left"/>
       </w:pPr>
       <w:r>
         <w:rPr>
@@ -15110,6 +15140,9 @@
     <w:p>
       <w:pPr>
         <w:pStyle w:val="SourceCode"/>
+        <w:spacing w:before="0" w:after="0" w:line="240" w:lineRule="auto"/>
+        <w:ind w:left="85" w:right="85" w:firstLine="0"/>
+        <w:jc w:val="left"/>
       </w:pPr>
       <w:r>
         <w:rPr>
@@ -15451,6 +15484,9 @@
     <w:p>
       <w:pPr>
         <w:pStyle w:val="SourceCode"/>
+        <w:spacing w:before="0" w:after="0" w:line="240" w:lineRule="auto"/>
+        <w:ind w:left="85" w:right="85" w:firstLine="0"/>
+        <w:jc w:val="left"/>
       </w:pPr>
       <w:r>
         <w:rPr>
@@ -15685,6 +15721,9 @@
     <w:p>
       <w:pPr>
         <w:pStyle w:val="SourceCode"/>
+        <w:spacing w:before="0" w:after="0" w:line="240" w:lineRule="auto"/>
+        <w:ind w:left="85" w:right="85" w:firstLine="0"/>
+        <w:jc w:val="left"/>
       </w:pPr>
       <w:r>
         <w:rPr>
@@ -16295,6 +16334,9 @@
     <w:p>
       <w:pPr>
         <w:pStyle w:val="SourceCode"/>
+        <w:spacing w:before="0" w:after="0" w:line="240" w:lineRule="auto"/>
+        <w:ind w:left="85" w:right="85" w:firstLine="0"/>
+        <w:jc w:val="left"/>
       </w:pPr>
       <w:r>
         <w:rPr>
@@ -16799,6 +16841,9 @@
     <w:p>
       <w:pPr>
         <w:pStyle w:val="SourceCode"/>
+        <w:spacing w:before="0" w:after="0" w:line="240" w:lineRule="auto"/>
+        <w:ind w:left="85" w:right="85" w:firstLine="0"/>
+        <w:jc w:val="left"/>
       </w:pPr>
       <w:r>
         <w:rPr>
@@ -16925,6 +16970,9 @@
     <w:p>
       <w:pPr>
         <w:pStyle w:val="SourceCode"/>
+        <w:spacing w:before="0" w:after="0" w:line="240" w:lineRule="auto"/>
+        <w:ind w:left="85" w:right="85" w:firstLine="0"/>
+        <w:jc w:val="left"/>
       </w:pPr>
       <w:r>
         <w:rPr>
@@ -17703,6 +17751,9 @@
     <w:p>
       <w:pPr>
         <w:pStyle w:val="SourceCode"/>
+        <w:spacing w:before="0" w:after="0" w:line="240" w:lineRule="auto"/>
+        <w:ind w:left="85" w:right="85" w:firstLine="0"/>
+        <w:jc w:val="left"/>
       </w:pPr>
       <w:r>
         <w:rPr>
@@ -19110,6 +19161,9 @@
     <w:p>
       <w:pPr>
         <w:pStyle w:val="SourceCode"/>
+        <w:spacing w:before="0" w:after="0" w:line="240" w:lineRule="auto"/>
+        <w:ind w:left="85" w:right="85" w:firstLine="0"/>
+        <w:jc w:val="left"/>
       </w:pPr>
       <w:r>
         <w:rPr>
@@ -19330,7 +19384,7 @@
         <w:pStyle w:val="FirstParagraph"/>
       </w:pPr>
       <w:r>
-        <w:t xml:space="preserve">Листинг 10 — сценарий **scripts/daisyworld__param.jl**.</w:t>
+        <w:t>Листинг 10 — сценарий scripts/daisyworld__param.jl.</w:t>
       </w:r>
     </w:p>
     <w:tbl>
@@ -19467,6 +19521,9 @@
     <w:p>
       <w:pPr>
         <w:pStyle w:val="SourceCode"/>
+        <w:spacing w:before="0" w:after="0" w:line="240" w:lineRule="auto"/>
+        <w:ind w:left="85" w:right="85" w:firstLine="0"/>
+        <w:jc w:val="left"/>
       </w:pPr>
       <w:r>
         <w:rPr>
@@ -20616,6 +20673,9 @@
     <w:p>
       <w:pPr>
         <w:pStyle w:val="SourceCode"/>
+        <w:spacing w:before="0" w:after="0" w:line="240" w:lineRule="auto"/>
+        <w:ind w:left="85" w:right="85" w:firstLine="0"/>
+        <w:jc w:val="left"/>
       </w:pPr>
       <w:r>
         <w:rPr>
@@ -20800,7 +20860,7 @@
         <w:pStyle w:val="FirstParagraph"/>
       </w:pPr>
       <w:r>
-        <w:t xml:space="preserve">Листинг 11 — сценарий **scripts/daisyworld-count__param.jl**.</w:t>
+        <w:t>Листинг 11 — сценарий scripts/daisyworld-count__param.jl.</w:t>
       </w:r>
     </w:p>
     <w:tbl>
@@ -20943,6 +21003,9 @@
     <w:p>
       <w:pPr>
         <w:pStyle w:val="SourceCode"/>
+        <w:spacing w:before="0" w:after="0" w:line="240" w:lineRule="auto"/>
+        <w:ind w:left="85" w:right="85" w:firstLine="0"/>
+        <w:jc w:val="left"/>
       </w:pPr>
       <w:r>
         <w:rPr>
@@ -22170,6 +22233,9 @@
     <w:p>
       <w:pPr>
         <w:pStyle w:val="SourceCode"/>
+        <w:spacing w:before="0" w:after="0" w:line="240" w:lineRule="auto"/>
+        <w:ind w:left="85" w:right="85" w:firstLine="0"/>
+        <w:jc w:val="left"/>
       </w:pPr>
       <w:r>
         <w:rPr>
@@ -22354,7 +22420,7 @@
         <w:pStyle w:val="FirstParagraph"/>
       </w:pPr>
       <w:r>
-        <w:t xml:space="preserve">Листинг 12 — сценарий **scripts/daisyworld-luminosity__param.jl**.</w:t>
+        <w:t>Листинг 12 — сценарий scripts/daisyworld-luminosity__param.jl.</w:t>
       </w:r>
     </w:p>
     <w:tbl>
@@ -22500,6 +22566,9 @@
     <w:p>
       <w:pPr>
         <w:pStyle w:val="SourceCode"/>
+        <w:spacing w:before="0" w:after="0" w:line="240" w:lineRule="auto"/>
+        <w:ind w:left="85" w:right="85" w:firstLine="0"/>
+        <w:jc w:val="left"/>
       </w:pPr>
       <w:r>
         <w:rPr>
@@ -23711,6 +23780,9 @@
     <w:p>
       <w:pPr>
         <w:pStyle w:val="SourceCode"/>
+        <w:spacing w:before="0" w:after="0" w:line="240" w:lineRule="auto"/>
+        <w:ind w:left="85" w:right="85" w:firstLine="0"/>
+        <w:jc w:val="left"/>
       </w:pPr>
       <w:r>
         <w:rPr>
@@ -27778,8 +27850,18 @@
     <w:link w:val="VerbatimChar"/>
     <w:pPr>
       <w:wordWrap w:val="off"/>
+      <w:keepNext w:val="0"/>
+      <w:keepLines w:val="0"/>
+      <w:widowControl w:val="0"/>
       <w:shd w:val="clear" w:fill="f1f3f5"/>
+      <w:spacing w:before="0" w:after="0" w:line="240" w:lineRule="auto"/>
+      <w:ind w:left="85" w:right="85" w:firstLine="0"/>
+      <w:jc w:val="left"/>
     </w:pPr>
+    <w:rPr>
+      <w:rFonts w:ascii="Menlo" w:hAnsi="Menlo"/>
+      <w:sz w:val="17"/>
+    </w:rPr>
   </w:style>
   <w:style w:type="character" w:customStyle="1" w:styleId="KeywordTok">
     <w:name w:val="KeywordTok"/>
